--- a/data/employees/EMP094/AST-EMP094-03.docx
+++ b/data/employees/EMP094/AST-EMP094-03.docx
@@ -7,10 +7,7 @@
         <w:pStyle w:val="Heading1"/>
       </w:pPr>
       <w:r>
-        <w:rPr>
-          <w:sz w:val="36"/>
-        </w:rPr>
-        <w:t>Design specification - EMP094</w:t>
+        <w:t>Ast Emp094 03 - EMP094</w:t>
       </w:r>
     </w:p>
     <w:p>
@@ -18,130 +15,32 @@
         <w:pStyle w:val="Heading2"/>
       </w:pPr>
       <w:r>
-        <w:t>Document Metadata</w:t>
-      </w:r>
-    </w:p>
-    <w:tbl>
-      <w:tblPr>
-        <w:tblStyle w:val="TableGrid"/>
-        <w:tblW w:type="auto" w:w="0"/>
-        <w:tblLook w:firstColumn="1" w:firstRow="1" w:lastColumn="0" w:lastRow="0" w:noHBand="0" w:noVBand="1" w:val="04A0"/>
-      </w:tblPr>
-      <w:tblGrid>
-        <w:gridCol w:w="4320"/>
-        <w:gridCol w:w="4320"/>
-      </w:tblGrid>
-      <w:tr>
-        <w:tc>
-          <w:tcPr>
-            <w:tcW w:type="dxa" w:w="4320"/>
-          </w:tcPr>
-          <w:p>
-            <w:r>
-              <w:t>Author</w:t>
-            </w:r>
-          </w:p>
-        </w:tc>
-        <w:tc>
-          <w:tcPr>
-            <w:tcW w:type="dxa" w:w="4320"/>
-          </w:tcPr>
-          <w:p>
-            <w:r>
-              <w:t>Morgan Smith</w:t>
-            </w:r>
-          </w:p>
-        </w:tc>
-      </w:tr>
-      <w:tr>
-        <w:tc>
-          <w:tcPr>
-            <w:tcW w:type="dxa" w:w="4320"/>
-          </w:tcPr>
-          <w:p>
-            <w:r>
-              <w:t>Role / Department</w:t>
-            </w:r>
-          </w:p>
-        </w:tc>
-        <w:tc>
-          <w:tcPr>
-            <w:tcW w:type="dxa" w:w="4320"/>
-          </w:tcPr>
-          <w:p>
-            <w:r>
-              <w:t>Specialist | Operations</w:t>
-            </w:r>
-          </w:p>
-        </w:tc>
-      </w:tr>
-      <w:tr>
-        <w:tc>
-          <w:tcPr>
-            <w:tcW w:type="dxa" w:w="4320"/>
-          </w:tcPr>
-          <w:p>
-            <w:r>
-              <w:t>Location</w:t>
-            </w:r>
-          </w:p>
-        </w:tc>
-        <w:tc>
-          <w:tcPr>
-            <w:tcW w:type="dxa" w:w="4320"/>
-          </w:tcPr>
-          <w:p>
-            <w:r>
-              <w:t>Austin</w:t>
-            </w:r>
-          </w:p>
-        </w:tc>
-      </w:tr>
-      <w:tr>
-        <w:tc>
-          <w:tcPr>
-            <w:tcW w:type="dxa" w:w="4320"/>
-          </w:tcPr>
-          <w:p>
-            <w:r>
-              <w:t>Last Modified</w:t>
-            </w:r>
-          </w:p>
-        </w:tc>
-        <w:tc>
-          <w:tcPr>
-            <w:tcW w:type="dxa" w:w="4320"/>
-          </w:tcPr>
-          <w:p>
-            <w:r>
-              <w:t>2025-04-08</w:t>
-            </w:r>
-          </w:p>
-        </w:tc>
-      </w:tr>
-    </w:tbl>
-    <w:p/>
-    <w:p>
-      <w:pPr>
-        <w:pStyle w:val="Heading2"/>
-      </w:pPr>
-      <w:r>
-        <w:t>Specification</w:t>
+        <w:t>Page 1</w:t>
       </w:r>
     </w:p>
     <w:p>
       <w:r>
-        <w:t>Design Specification: Real-Time Operations Monitoring Dashboard</w:t>
+        <w:t>Section 1: Knowledge transfer and onboarding. EMP094 contributes to ast emp094 03 through recurring collaboration, clear ownership boundaries, and measurable outcomes. The team captures decisions, open issues, and handoffs so that knowledge remains discoverable for future programs.</w:t>
       </w:r>
     </w:p>
     <w:p>
       <w:r>
-        <w:t>Version: 2.4</w:t>
+        <w:t>Section 2: Customer escalation analysis. EMP094 contributes to ast emp094 03 through recurring collaboration, clear ownership boundaries, and measurable outcomes. The team captures decisions, open issues, and handoffs so that knowledge remains discoverable for future programs.</w:t>
       </w:r>
     </w:p>
     <w:p>
       <w:r>
-        <w:t>This specification details the design of the real-time operations monitoring solution. Telemetry data streams from IoT sensors via Azure Event Hub. The Fabric KQL streaming pipeline processes events within 200ms p99 latency and surfaces alerts to on-call supervisors.</w:t>
+        <w:t>Section 3: Customer escalation analysis. EMP094 contributes to ast emp094 03 through recurring collaboration, clear ownership boundaries, and measurable outcomes. The team captures decisions, open issues, and handoffs so that knowledge remains discoverable for future programs.</w:t>
+      </w:r>
+    </w:p>
+    <w:p>
+      <w:r>
+        <w:t>Section 4: Fabric semantic model planning. EMP094 contributes to ast emp094 03 through recurring collaboration, clear ownership boundaries, and measurable outcomes. The team captures decisions, open issues, and handoffs so that knowledge remains discoverable for future programs.</w:t>
+      </w:r>
+    </w:p>
+    <w:p>
+      <w:r>
+        <w:br w:type="page"/>
       </w:r>
     </w:p>
     <w:p>
@@ -149,12 +48,60 @@
         <w:pStyle w:val="Heading2"/>
       </w:pPr>
       <w:r>
-        <w:t>Author Competencies</w:t>
+        <w:t>Page 2</w:t>
       </w:r>
     </w:p>
     <w:p>
       <w:r>
-        <w:t>Ontology, MLOps, Azure AI, TypeScript</w:t>
+        <w:t>Section 1: Fabric semantic model planning. EMP094 contributes to ast emp094 03 through recurring collaboration, clear ownership boundaries, and measurable outcomes. The team captures decisions, open issues, and handoffs so that knowledge remains discoverable for future programs.</w:t>
+      </w:r>
+    </w:p>
+    <w:p>
+      <w:r>
+        <w:t>Section 2: Fabric semantic model planning. EMP094 contributes to ast emp094 03 through recurring collaboration, clear ownership boundaries, and measurable outcomes. The team captures decisions, open issues, and handoffs so that knowledge remains discoverable for future programs.</w:t>
+      </w:r>
+    </w:p>
+    <w:p>
+      <w:r>
+        <w:t>Section 3: Department KPI performance. EMP094 contributes to ast emp094 03 through recurring collaboration, clear ownership boundaries, and measurable outcomes. The team captures decisions, open issues, and handoffs so that knowledge remains discoverable for future programs.</w:t>
+      </w:r>
+    </w:p>
+    <w:p>
+      <w:r>
+        <w:t>Section 4: Knowledge transfer and onboarding. EMP094 contributes to ast emp094 03 through recurring collaboration, clear ownership boundaries, and measurable outcomes. The team captures decisions, open issues, and handoffs so that knowledge remains discoverable for future programs.</w:t>
+      </w:r>
+    </w:p>
+    <w:p>
+      <w:r>
+        <w:br w:type="page"/>
+      </w:r>
+    </w:p>
+    <w:p>
+      <w:pPr>
+        <w:pStyle w:val="Heading2"/>
+      </w:pPr>
+      <w:r>
+        <w:t>Page 3</w:t>
+      </w:r>
+    </w:p>
+    <w:p>
+      <w:r>
+        <w:t>Section 1: Automation backlog refinement. EMP094 contributes to ast emp094 03 through recurring collaboration, clear ownership boundaries, and measurable outcomes. The team captures decisions, open issues, and handoffs so that knowledge remains discoverable for future programs.</w:t>
+      </w:r>
+    </w:p>
+    <w:p>
+      <w:r>
+        <w:t>Section 2: Automation backlog refinement. EMP094 contributes to ast emp094 03 through recurring collaboration, clear ownership boundaries, and measurable outcomes. The team captures decisions, open issues, and handoffs so that knowledge remains discoverable for future programs.</w:t>
+      </w:r>
+    </w:p>
+    <w:p>
+      <w:r>
+        <w:t>Section 3: Department KPI performance. EMP094 contributes to ast emp094 03 through recurring collaboration, clear ownership boundaries, and measurable outcomes. The team captures decisions, open issues, and handoffs so that knowledge remains discoverable for future programs.</w:t>
+      </w:r>
+    </w:p>
+    <w:p>
+      <w:r>
+        <w:t>Section 4: Customer escalation analysis. EMP094 contributes to ast emp094 03 through recurring collaboration, clear ownership boundaries, and measurable outcomes. The team captures decisions, open issues, and handoffs so that knowledge remains discoverable for future programs.</w:t>
       </w:r>
     </w:p>
     <w:sectPr>
